--- a/downloads/documents/05 Materials/Unit 02/Slides/Slides 02.09 - Budget Like a Boss.docx
+++ b/downloads/documents/05 Materials/Unit 02/Slides/Slides 02.09 - Budget Like a Boss.docx
@@ -115,7 +115,7 @@
         <w:pStyle w:val="Compact"/>
       </w:pPr>
       <w:r>
-        <w:t xml:space="preserve">Snacks Monday $2. A game Wednesday $3. Coffee Friday $1.50.</w:t>
+        <w:t xml:space="preserve">Snacks Monday $4. A game Wednesday $5. Coffee Friday $3.</w:t>
       </w:r>
     </w:p>
     <w:p>

--- a/downloads/documents/05 Materials/Unit 02/Slides/Slides 02.09 - Budget Like a Boss.docx
+++ b/downloads/documents/05 Materials/Unit 02/Slides/Slides 02.09 - Budget Like a Boss.docx
@@ -6,9 +6,9 @@
       <w:pPr>
         <w:pStyle w:val="Heading1"/>
       </w:pPr>
-      <w:bookmarkStart w:id="20" w:name="slides-02.09-budget-like-a-boss"/>
-      <w:r>
-        <w:t xml:space="preserve">Slides 02.09: Budget Like a Boss</w:t>
+      <w:bookmarkStart w:id="20" w:name="slides-2.09-budget-like-a-boss"/>
+      <w:r>
+        <w:t xml:space="preserve">Slides 2.09: Budget Like a Boss</w:t>
       </w:r>
       <w:bookmarkEnd w:id="20"/>
     </w:p>

--- a/downloads/documents/05 Materials/Unit 02/Slides/Slides 02.09 - Budget Like a Boss.docx
+++ b/downloads/documents/05 Materials/Unit 02/Slides/Slides 02.09 - Budget Like a Boss.docx
@@ -1075,7 +1075,7 @@
         <w:pStyle w:val="Compact"/>
       </w:pPr>
       <w:r>
-        <w:t xml:space="preserve">After the ClassroomStreet challenge you rewrite it with what you learned.</w:t>
+        <w:t xml:space="preserve">After the Gilded Age Market you rewrite it with what you learned.</w:t>
       </w:r>
     </w:p>
     <w:p>

--- a/downloads/documents/05 Materials/Unit 02/Slides/Slides 02.09 - Budget Like a Boss.docx
+++ b/downloads/documents/05 Materials/Unit 02/Slides/Slides 02.09 - Budget Like a Boss.docx
@@ -213,7 +213,7 @@
         <w:pStyle w:val="Compact"/>
       </w:pPr>
       <w:r>
-        <w:t xml:space="preserve">Fixed: the same every month, and skipping it has a consequence. Phone plan. Bus pass. A subscription until you cancel it.</w:t>
+        <w:t xml:space="preserve">Fixed: the same every month, and something bad happens if you skip it. Phone plan. Bus pass. A subscription until you cancel it.</w:t>
       </w:r>
     </w:p>
     <w:p>
